--- a/Титульник С.docx
+++ b/Титульник С.docx
@@ -1,6 +1,6 @@
 
 <file path=word/document.xml><?xml version="1.0" encoding="utf-8"?>
-<w:document xmlns:wpc="http://schemas.microsoft.com/office/word/2010/wordprocessingCanvas" xmlns:cx="http://schemas.microsoft.com/office/drawing/2014/chartex" xmlns:cx1="http://schemas.microsoft.com/office/drawing/2015/9/8/chartex" xmlns:cx2="http://schemas.microsoft.com/office/drawing/2015/10/21/chartex" xmlns:cx3="http://schemas.microsoft.com/office/drawing/2016/5/9/chartex" xmlns:cx4="http://schemas.microsoft.com/office/drawing/2016/5/10/chartex" xmlns:cx5="http://schemas.microsoft.com/office/drawing/2016/5/11/chartex" xmlns:cx6="http://schemas.microsoft.com/office/drawing/2016/5/12/chartex" xmlns:cx7="http://schemas.microsoft.com/office/drawing/2016/5/13/chartex" xmlns:cx8="http://schemas.microsoft.com/office/drawing/2016/5/14/chartex" xmlns:mc="http://schemas.openxmlformats.org/markup-compatibility/2006" xmlns:aink="http://schemas.microsoft.com/office/drawing/2016/ink" xmlns:am3d="http://schemas.microsoft.com/office/drawing/2017/model3d" xmlns:o="urn:schemas-microsoft-com:office:office" xmlns:oel="http://schemas.microsoft.com/office/2019/extlst" xmlns:r="http://schemas.openxmlformats.org/officeDocument/2006/relationships" xmlns:m="http://schemas.openxmlformats.org/officeDocument/2006/math" xmlns:v="urn:schemas-microsoft-com:vml" xmlns:wp14="http://schemas.microsoft.com/office/word/2010/wordprocessingDrawing" xmlns:wp="http://schemas.openxmlformats.org/drawingml/2006/wordprocessingDrawing" xmlns:w10="urn:schemas-microsoft-com:office:word" xmlns:w="http://schemas.openxmlformats.org/wordprocessingml/2006/main" xmlns:w14="http://schemas.microsoft.com/office/word/2010/wordml" xmlns:w15="http://schemas.microsoft.com/office/word/2012/wordml" xmlns:w16cex="http://schemas.microsoft.com/office/word/2018/wordml/cex" xmlns:w16cid="http://schemas.microsoft.com/office/word/2016/wordml/cid" xmlns:w16="http://schemas.microsoft.com/office/word/2018/wordml" xmlns:w16du="http://schemas.microsoft.com/office/word/2023/wordml/word16du" xmlns:w16sdtdh="http://schemas.microsoft.com/office/word/2020/wordml/sdtdatahash" xmlns:w16sdtfl="http://schemas.microsoft.com/office/word/2024/wordml/sdtformatlock" xmlns:w16se="http://schemas.microsoft.com/office/word/2015/wordml/symex" xmlns:wpg="http://schemas.microsoft.com/office/word/2010/wordprocessingGroup" xmlns:wpi="http://schemas.microsoft.com/office/word/2010/wordprocessingInk" xmlns:wne="http://schemas.microsoft.com/office/word/2006/wordml" xmlns:wps="http://schemas.microsoft.com/office/word/2010/wordprocessingShape" mc:Ignorable="w14 w15 w16se w16cid w16 w16cex w16sdtdh w16sdtfl w16du wp14">
+<w:document xmlns:wpc="http://schemas.microsoft.com/office/word/2010/wordprocessingCanvas" xmlns:cx="http://schemas.microsoft.com/office/drawing/2014/chartex" xmlns:cx1="http://schemas.microsoft.com/office/drawing/2015/9/8/chartex" xmlns:mc="http://schemas.openxmlformats.org/markup-compatibility/2006" xmlns:o="urn:schemas-microsoft-com:office:office" xmlns:r="http://schemas.openxmlformats.org/officeDocument/2006/relationships" xmlns:m="http://schemas.openxmlformats.org/officeDocument/2006/math" xmlns:v="urn:schemas-microsoft-com:vml" xmlns:wp14="http://schemas.microsoft.com/office/word/2010/wordprocessingDrawing" xmlns:wp="http://schemas.openxmlformats.org/drawingml/2006/wordprocessingDrawing" xmlns:w10="urn:schemas-microsoft-com:office:word" xmlns:w="http://schemas.openxmlformats.org/wordprocessingml/2006/main" xmlns:w14="http://schemas.microsoft.com/office/word/2010/wordml" xmlns:w15="http://schemas.microsoft.com/office/word/2012/wordml" xmlns:w16se="http://schemas.microsoft.com/office/word/2015/wordml/symex" xmlns:wpg="http://schemas.microsoft.com/office/word/2010/wordprocessingGroup" xmlns:wpi="http://schemas.microsoft.com/office/word/2010/wordprocessingInk" xmlns:wne="http://schemas.microsoft.com/office/word/2006/wordml" xmlns:wps="http://schemas.microsoft.com/office/word/2010/wordprocessingShape" mc:Ignorable="w14 w15 w16se wp14">
   <w:body>
     <w:p>
       <w:pPr>
@@ -752,27 +752,6 @@
           <w:lang w:val="ru-RU"/>
         </w:rPr>
         <w:t>09.03.01 «Информатика и вычислительная техника»</w:t>
-      </w:r>
-    </w:p>
-    <w:p>
-      <w:pPr>
-        <w:jc w:val="both"/>
-        <w:rPr>
-          <w:lang w:val="ru-RU"/>
-        </w:rPr>
-      </w:pPr>
-      <w:r>
-        <w:rPr>
-          <w:lang w:val="ru-RU"/>
-        </w:rPr>
-        <w:t xml:space="preserve">Наименование профиля подготовки </w:t>
-      </w:r>
-      <w:r>
-        <w:rPr>
-          <w:u w:val="single"/>
-          <w:lang w:val="ru-RU"/>
-        </w:rPr>
-        <w:t>«Программное обеспечение средств вычислительной техники и автоматизированных систем»</w:t>
       </w:r>
     </w:p>
     <w:p>
@@ -2400,7 +2379,19 @@
         <w:rPr>
           <w:lang w:val="ru-RU"/>
         </w:rPr>
-        <w:t xml:space="preserve">». На первоначальном этапе был изучен и проанализирован алгоритм пирамидальной сортировки, был выбран метод решения и язык программирования </w:t>
+        <w:t xml:space="preserve">». На первоначальном этапе был изучен и проанализирован алгоритм </w:t>
+      </w:r>
+      <w:r>
+        <w:rPr>
+          <w:lang w:val="ru-RU"/>
+        </w:rPr>
+        <w:t>бинарной</w:t>
+      </w:r>
+      <w:r>
+        <w:rPr>
+          <w:lang w:val="ru-RU"/>
+        </w:rPr>
+        <w:t xml:space="preserve"> сортировки, был выбран метод решения и язык программирования </w:t>
       </w:r>
       <w:r>
         <w:t>C</w:t>
@@ -2409,7 +2400,19 @@
         <w:rPr>
           <w:lang w:val="ru-RU"/>
         </w:rPr>
-        <w:t>++, на котором была написана программа сортировки массива методом пирамидальной сортировки. Отладил программу. Оформил отчёт.</w:t>
+        <w:t xml:space="preserve">++, на котором была написана программа сортировки массива методом </w:t>
+      </w:r>
+      <w:r>
+        <w:rPr>
+          <w:lang w:val="ru-RU"/>
+        </w:rPr>
+        <w:t>бинарной</w:t>
+      </w:r>
+      <w:r>
+        <w:rPr>
+          <w:lang w:val="ru-RU"/>
+        </w:rPr>
+        <w:t xml:space="preserve"> сортировки. Отладил программу. Оформил отчёт.</w:t>
       </w:r>
     </w:p>
     <w:p>
@@ -2860,7 +2863,19 @@
         <w:rPr>
           <w:lang w:val="ru-RU"/>
         </w:rPr>
-        <w:t xml:space="preserve"> решал следующие задачи: создание алгоритма пирамидальной сортировки, анализ работы алгоритма, сравнение существующих методов сортировки.</w:t>
+        <w:t xml:space="preserve"> решал следующие задачи: создание алгоритма </w:t>
+      </w:r>
+      <w:r>
+        <w:rPr>
+          <w:lang w:val="ru-RU"/>
+        </w:rPr>
+        <w:t>бинарной</w:t>
+      </w:r>
+      <w:r>
+        <w:rPr>
+          <w:lang w:val="ru-RU"/>
+        </w:rPr>
+        <w:t xml:space="preserve"> сортировки, анализ работы алгоритма, сравнение существующих методов сортировки.</w:t>
       </w:r>
     </w:p>
     <w:p>
@@ -2875,7 +2890,21 @@
         <w:rPr>
           <w:lang w:val="ru-RU"/>
         </w:rPr>
-        <w:t xml:space="preserve">За период выполнения практики были освоены основные понятия и технологии пирамидальной сортировки. Во время выполнения работы </w:t>
+        <w:t xml:space="preserve">За период выполнения практики были освоены основные понятия и технологии </w:t>
+      </w:r>
+      <w:r>
+        <w:rPr>
+          <w:lang w:val="ru-RU"/>
+        </w:rPr>
+        <w:t>бинарной</w:t>
+      </w:r>
+      <w:bookmarkStart w:id="0" w:name="_GoBack"/>
+      <w:bookmarkEnd w:id="0"/>
+      <w:r>
+        <w:rPr>
+          <w:lang w:val="ru-RU"/>
+        </w:rPr>
+        <w:t xml:space="preserve"> сортировки. Во время выполнения работы </w:t>
       </w:r>
       <w:r>
         <w:rPr>
@@ -2980,7 +3009,7 @@
 </file>
 
 <file path=word/endnotes.xml><?xml version="1.0" encoding="utf-8"?>
-<w:endnotes xmlns:wpc="http://schemas.microsoft.com/office/word/2010/wordprocessingCanvas" xmlns:cx="http://schemas.microsoft.com/office/drawing/2014/chartex" xmlns:cx1="http://schemas.microsoft.com/office/drawing/2015/9/8/chartex" xmlns:cx2="http://schemas.microsoft.com/office/drawing/2015/10/21/chartex" xmlns:cx3="http://schemas.microsoft.com/office/drawing/2016/5/9/chartex" xmlns:cx4="http://schemas.microsoft.com/office/drawing/2016/5/10/chartex" xmlns:cx5="http://schemas.microsoft.com/office/drawing/2016/5/11/chartex" xmlns:cx6="http://schemas.microsoft.com/office/drawing/2016/5/12/chartex" xmlns:cx7="http://schemas.microsoft.com/office/drawing/2016/5/13/chartex" xmlns:cx8="http://schemas.microsoft.com/office/drawing/2016/5/14/chartex" xmlns:mc="http://schemas.openxmlformats.org/markup-compatibility/2006" xmlns:aink="http://schemas.microsoft.com/office/drawing/2016/ink" xmlns:am3d="http://schemas.microsoft.com/office/drawing/2017/model3d" xmlns:o="urn:schemas-microsoft-com:office:office" xmlns:oel="http://schemas.microsoft.com/office/2019/extlst" xmlns:r="http://schemas.openxmlformats.org/officeDocument/2006/relationships" xmlns:m="http://schemas.openxmlformats.org/officeDocument/2006/math" xmlns:v="urn:schemas-microsoft-com:vml" xmlns:wp14="http://schemas.microsoft.com/office/word/2010/wordprocessingDrawing" xmlns:wp="http://schemas.openxmlformats.org/drawingml/2006/wordprocessingDrawing" xmlns:w10="urn:schemas-microsoft-com:office:word" xmlns:w="http://schemas.openxmlformats.org/wordprocessingml/2006/main" xmlns:w14="http://schemas.microsoft.com/office/word/2010/wordml" xmlns:w15="http://schemas.microsoft.com/office/word/2012/wordml" xmlns:w16cex="http://schemas.microsoft.com/office/word/2018/wordml/cex" xmlns:w16cid="http://schemas.microsoft.com/office/word/2016/wordml/cid" xmlns:w16="http://schemas.microsoft.com/office/word/2018/wordml" xmlns:w16du="http://schemas.microsoft.com/office/word/2023/wordml/word16du" xmlns:w16sdtdh="http://schemas.microsoft.com/office/word/2020/wordml/sdtdatahash" xmlns:w16sdtfl="http://schemas.microsoft.com/office/word/2024/wordml/sdtformatlock" xmlns:w16se="http://schemas.microsoft.com/office/word/2015/wordml/symex" xmlns:wpg="http://schemas.microsoft.com/office/word/2010/wordprocessingGroup" xmlns:wpi="http://schemas.microsoft.com/office/word/2010/wordprocessingInk" xmlns:wne="http://schemas.microsoft.com/office/word/2006/wordml" xmlns:wps="http://schemas.microsoft.com/office/word/2010/wordprocessingShape" mc:Ignorable="w14 w15 w16se w16cid w16 w16cex w16sdtdh w16sdtfl w16du wp14">
+<w:endnotes xmlns:wpc="http://schemas.microsoft.com/office/word/2010/wordprocessingCanvas" xmlns:cx="http://schemas.microsoft.com/office/drawing/2014/chartex" xmlns:cx1="http://schemas.microsoft.com/office/drawing/2015/9/8/chartex" xmlns:mc="http://schemas.openxmlformats.org/markup-compatibility/2006" xmlns:o="urn:schemas-microsoft-com:office:office" xmlns:r="http://schemas.openxmlformats.org/officeDocument/2006/relationships" xmlns:m="http://schemas.openxmlformats.org/officeDocument/2006/math" xmlns:v="urn:schemas-microsoft-com:vml" xmlns:wp14="http://schemas.microsoft.com/office/word/2010/wordprocessingDrawing" xmlns:wp="http://schemas.openxmlformats.org/drawingml/2006/wordprocessingDrawing" xmlns:w10="urn:schemas-microsoft-com:office:word" xmlns:w="http://schemas.openxmlformats.org/wordprocessingml/2006/main" xmlns:w14="http://schemas.microsoft.com/office/word/2010/wordml" xmlns:w15="http://schemas.microsoft.com/office/word/2012/wordml" xmlns:w16se="http://schemas.microsoft.com/office/word/2015/wordml/symex" xmlns:wpg="http://schemas.microsoft.com/office/word/2010/wordprocessingGroup" xmlns:wpi="http://schemas.microsoft.com/office/word/2010/wordprocessingInk" xmlns:wne="http://schemas.microsoft.com/office/word/2006/wordml" xmlns:wps="http://schemas.microsoft.com/office/word/2010/wordprocessingShape" mc:Ignorable="w14 w15 w16se wp14">
   <w:endnote w:type="separator" w:id="-1">
     <w:p>
       <w:pPr>
@@ -3005,7 +3034,7 @@
 </file>
 
 <file path=word/footnotes.xml><?xml version="1.0" encoding="utf-8"?>
-<w:footnotes xmlns:wpc="http://schemas.microsoft.com/office/word/2010/wordprocessingCanvas" xmlns:cx="http://schemas.microsoft.com/office/drawing/2014/chartex" xmlns:cx1="http://schemas.microsoft.com/office/drawing/2015/9/8/chartex" xmlns:cx2="http://schemas.microsoft.com/office/drawing/2015/10/21/chartex" xmlns:cx3="http://schemas.microsoft.com/office/drawing/2016/5/9/chartex" xmlns:cx4="http://schemas.microsoft.com/office/drawing/2016/5/10/chartex" xmlns:cx5="http://schemas.microsoft.com/office/drawing/2016/5/11/chartex" xmlns:cx6="http://schemas.microsoft.com/office/drawing/2016/5/12/chartex" xmlns:cx7="http://schemas.microsoft.com/office/drawing/2016/5/13/chartex" xmlns:cx8="http://schemas.microsoft.com/office/drawing/2016/5/14/chartex" xmlns:mc="http://schemas.openxmlformats.org/markup-compatibility/2006" xmlns:aink="http://schemas.microsoft.com/office/drawing/2016/ink" xmlns:am3d="http://schemas.microsoft.com/office/drawing/2017/model3d" xmlns:o="urn:schemas-microsoft-com:office:office" xmlns:oel="http://schemas.microsoft.com/office/2019/extlst" xmlns:r="http://schemas.openxmlformats.org/officeDocument/2006/relationships" xmlns:m="http://schemas.openxmlformats.org/officeDocument/2006/math" xmlns:v="urn:schemas-microsoft-com:vml" xmlns:wp14="http://schemas.microsoft.com/office/word/2010/wordprocessingDrawing" xmlns:wp="http://schemas.openxmlformats.org/drawingml/2006/wordprocessingDrawing" xmlns:w10="urn:schemas-microsoft-com:office:word" xmlns:w="http://schemas.openxmlformats.org/wordprocessingml/2006/main" xmlns:w14="http://schemas.microsoft.com/office/word/2010/wordml" xmlns:w15="http://schemas.microsoft.com/office/word/2012/wordml" xmlns:w16cex="http://schemas.microsoft.com/office/word/2018/wordml/cex" xmlns:w16cid="http://schemas.microsoft.com/office/word/2016/wordml/cid" xmlns:w16="http://schemas.microsoft.com/office/word/2018/wordml" xmlns:w16du="http://schemas.microsoft.com/office/word/2023/wordml/word16du" xmlns:w16sdtdh="http://schemas.microsoft.com/office/word/2020/wordml/sdtdatahash" xmlns:w16sdtfl="http://schemas.microsoft.com/office/word/2024/wordml/sdtformatlock" xmlns:w16se="http://schemas.microsoft.com/office/word/2015/wordml/symex" xmlns:wpg="http://schemas.microsoft.com/office/word/2010/wordprocessingGroup" xmlns:wpi="http://schemas.microsoft.com/office/word/2010/wordprocessingInk" xmlns:wne="http://schemas.microsoft.com/office/word/2006/wordml" xmlns:wps="http://schemas.microsoft.com/office/word/2010/wordprocessingShape" mc:Ignorable="w14 w15 w16se w16cid w16 w16cex w16sdtdh w16sdtfl w16du wp14">
+<w:footnotes xmlns:wpc="http://schemas.microsoft.com/office/word/2010/wordprocessingCanvas" xmlns:cx="http://schemas.microsoft.com/office/drawing/2014/chartex" xmlns:cx1="http://schemas.microsoft.com/office/drawing/2015/9/8/chartex" xmlns:mc="http://schemas.openxmlformats.org/markup-compatibility/2006" xmlns:o="urn:schemas-microsoft-com:office:office" xmlns:r="http://schemas.openxmlformats.org/officeDocument/2006/relationships" xmlns:m="http://schemas.openxmlformats.org/officeDocument/2006/math" xmlns:v="urn:schemas-microsoft-com:vml" xmlns:wp14="http://schemas.microsoft.com/office/word/2010/wordprocessingDrawing" xmlns:wp="http://schemas.openxmlformats.org/drawingml/2006/wordprocessingDrawing" xmlns:w10="urn:schemas-microsoft-com:office:word" xmlns:w="http://schemas.openxmlformats.org/wordprocessingml/2006/main" xmlns:w14="http://schemas.microsoft.com/office/word/2010/wordml" xmlns:w15="http://schemas.microsoft.com/office/word/2012/wordml" xmlns:w16se="http://schemas.microsoft.com/office/word/2015/wordml/symex" xmlns:wpg="http://schemas.microsoft.com/office/word/2010/wordprocessingGroup" xmlns:wpi="http://schemas.microsoft.com/office/word/2010/wordprocessingInk" xmlns:wne="http://schemas.microsoft.com/office/word/2006/wordml" xmlns:wps="http://schemas.microsoft.com/office/word/2010/wordprocessingShape" mc:Ignorable="w14 w15 w16se wp14">
   <w:footnote w:type="separator" w:id="-1">
     <w:p>
       <w:pPr>
@@ -3030,7 +3059,7 @@
 </file>
 
 <file path=word/numbering.xml><?xml version="1.0" encoding="utf-8"?>
-<w:numbering xmlns:wpc="http://schemas.microsoft.com/office/word/2010/wordprocessingCanvas" xmlns:cx="http://schemas.microsoft.com/office/drawing/2014/chartex" xmlns:cx1="http://schemas.microsoft.com/office/drawing/2015/9/8/chartex" xmlns:cx2="http://schemas.microsoft.com/office/drawing/2015/10/21/chartex" xmlns:cx3="http://schemas.microsoft.com/office/drawing/2016/5/9/chartex" xmlns:cx4="http://schemas.microsoft.com/office/drawing/2016/5/10/chartex" xmlns:cx5="http://schemas.microsoft.com/office/drawing/2016/5/11/chartex" xmlns:cx6="http://schemas.microsoft.com/office/drawing/2016/5/12/chartex" xmlns:cx7="http://schemas.microsoft.com/office/drawing/2016/5/13/chartex" xmlns:cx8="http://schemas.microsoft.com/office/drawing/2016/5/14/chartex" xmlns:mc="http://schemas.openxmlformats.org/markup-compatibility/2006" xmlns:aink="http://schemas.microsoft.com/office/drawing/2016/ink" xmlns:am3d="http://schemas.microsoft.com/office/drawing/2017/model3d" xmlns:o="urn:schemas-microsoft-com:office:office" xmlns:oel="http://schemas.microsoft.com/office/2019/extlst" xmlns:r="http://schemas.openxmlformats.org/officeDocument/2006/relationships" xmlns:m="http://schemas.openxmlformats.org/officeDocument/2006/math" xmlns:v="urn:schemas-microsoft-com:vml" xmlns:wp14="http://schemas.microsoft.com/office/word/2010/wordprocessingDrawing" xmlns:wp="http://schemas.openxmlformats.org/drawingml/2006/wordprocessingDrawing" xmlns:w10="urn:schemas-microsoft-com:office:word" xmlns:w="http://schemas.openxmlformats.org/wordprocessingml/2006/main" xmlns:w14="http://schemas.microsoft.com/office/word/2010/wordml" xmlns:w15="http://schemas.microsoft.com/office/word/2012/wordml" xmlns:w16cex="http://schemas.microsoft.com/office/word/2018/wordml/cex" xmlns:w16cid="http://schemas.microsoft.com/office/word/2016/wordml/cid" xmlns:w16="http://schemas.microsoft.com/office/word/2018/wordml" xmlns:w16du="http://schemas.microsoft.com/office/word/2023/wordml/word16du" xmlns:w16sdtdh="http://schemas.microsoft.com/office/word/2020/wordml/sdtdatahash" xmlns:w16sdtfl="http://schemas.microsoft.com/office/word/2024/wordml/sdtformatlock" xmlns:w16se="http://schemas.microsoft.com/office/word/2015/wordml/symex" xmlns:wpg="http://schemas.microsoft.com/office/word/2010/wordprocessingGroup" xmlns:wpi="http://schemas.microsoft.com/office/word/2010/wordprocessingInk" xmlns:wne="http://schemas.microsoft.com/office/word/2006/wordml" xmlns:wps="http://schemas.microsoft.com/office/word/2010/wordprocessingShape" mc:Ignorable="w14 w15 w16se w16cid w16 w16cex w16sdtdh w16sdtfl w16du wp14">
+<w:numbering xmlns:wpc="http://schemas.microsoft.com/office/word/2010/wordprocessingCanvas" xmlns:cx="http://schemas.microsoft.com/office/drawing/2014/chartex" xmlns:cx1="http://schemas.microsoft.com/office/drawing/2015/9/8/chartex" xmlns:mc="http://schemas.openxmlformats.org/markup-compatibility/2006" xmlns:o="urn:schemas-microsoft-com:office:office" xmlns:r="http://schemas.openxmlformats.org/officeDocument/2006/relationships" xmlns:m="http://schemas.openxmlformats.org/officeDocument/2006/math" xmlns:v="urn:schemas-microsoft-com:vml" xmlns:wp14="http://schemas.microsoft.com/office/word/2010/wordprocessingDrawing" xmlns:wp="http://schemas.openxmlformats.org/drawingml/2006/wordprocessingDrawing" xmlns:w10="urn:schemas-microsoft-com:office:word" xmlns:w="http://schemas.openxmlformats.org/wordprocessingml/2006/main" xmlns:w14="http://schemas.microsoft.com/office/word/2010/wordml" xmlns:w15="http://schemas.microsoft.com/office/word/2012/wordml" xmlns:w16se="http://schemas.microsoft.com/office/word/2015/wordml/symex" xmlns:wpg="http://schemas.microsoft.com/office/word/2010/wordprocessingGroup" xmlns:wpi="http://schemas.microsoft.com/office/word/2010/wordprocessingInk" xmlns:wne="http://schemas.microsoft.com/office/word/2006/wordml" xmlns:wps="http://schemas.microsoft.com/office/word/2010/wordprocessingShape" mc:Ignorable="w14 w15 w16se wp14">
   <w:abstractNum w:abstractNumId="0" w15:restartNumberingAfterBreak="0">
     <w:nsid w:val="FFFFFF7C"/>
     <w:multiLevelType w:val="singleLevel"/>
@@ -3469,47 +3498,47 @@
       </w:pPr>
     </w:lvl>
   </w:abstractNum>
-  <w:num w:numId="1" w16cid:durableId="1753814805">
+  <w:num w:numId="1">
     <w:abstractNumId w:val="8"/>
   </w:num>
-  <w:num w:numId="2" w16cid:durableId="881403227">
+  <w:num w:numId="2">
     <w:abstractNumId w:val="6"/>
   </w:num>
-  <w:num w:numId="3" w16cid:durableId="910969039">
+  <w:num w:numId="3">
     <w:abstractNumId w:val="5"/>
   </w:num>
-  <w:num w:numId="4" w16cid:durableId="2035618368">
+  <w:num w:numId="4">
     <w:abstractNumId w:val="4"/>
   </w:num>
-  <w:num w:numId="5" w16cid:durableId="1406953554">
+  <w:num w:numId="5">
     <w:abstractNumId w:val="7"/>
   </w:num>
-  <w:num w:numId="6" w16cid:durableId="836306842">
+  <w:num w:numId="6">
     <w:abstractNumId w:val="3"/>
   </w:num>
-  <w:num w:numId="7" w16cid:durableId="1017463935">
+  <w:num w:numId="7">
     <w:abstractNumId w:val="2"/>
   </w:num>
-  <w:num w:numId="8" w16cid:durableId="2058042189">
+  <w:num w:numId="8">
     <w:abstractNumId w:val="1"/>
   </w:num>
-  <w:num w:numId="9" w16cid:durableId="2123723984">
+  <w:num w:numId="9">
     <w:abstractNumId w:val="0"/>
   </w:num>
-  <w:num w:numId="10" w16cid:durableId="2099133957">
+  <w:num w:numId="10">
     <w:abstractNumId w:val="10"/>
   </w:num>
-  <w:num w:numId="11" w16cid:durableId="906499085">
+  <w:num w:numId="11">
     <w:abstractNumId w:val="9"/>
   </w:num>
-  <w:num w:numId="12" w16cid:durableId="1667897237">
+  <w:num w:numId="12">
     <w:abstractNumId w:val="11"/>
   </w:num>
 </w:numbering>
 </file>
 
 <file path=word/styles.xml><?xml version="1.0" encoding="utf-8"?>
-<w:styles xmlns:mc="http://schemas.openxmlformats.org/markup-compatibility/2006" xmlns:r="http://schemas.openxmlformats.org/officeDocument/2006/relationships" xmlns:w="http://schemas.openxmlformats.org/wordprocessingml/2006/main" xmlns:w14="http://schemas.microsoft.com/office/word/2010/wordml" xmlns:w15="http://schemas.microsoft.com/office/word/2012/wordml" xmlns:w16cex="http://schemas.microsoft.com/office/word/2018/wordml/cex" xmlns:w16cid="http://schemas.microsoft.com/office/word/2016/wordml/cid" xmlns:w16="http://schemas.microsoft.com/office/word/2018/wordml" xmlns:w16du="http://schemas.microsoft.com/office/word/2023/wordml/word16du" xmlns:w16sdtdh="http://schemas.microsoft.com/office/word/2020/wordml/sdtdatahash" xmlns:w16sdtfl="http://schemas.microsoft.com/office/word/2024/wordml/sdtformatlock" xmlns:w16se="http://schemas.microsoft.com/office/word/2015/wordml/symex" mc:Ignorable="w14 w15 w16se w16cid w16 w16cex w16sdtdh w16sdtfl w16du">
+<w:styles xmlns:mc="http://schemas.openxmlformats.org/markup-compatibility/2006" xmlns:r="http://schemas.openxmlformats.org/officeDocument/2006/relationships" xmlns:w="http://schemas.openxmlformats.org/wordprocessingml/2006/main" xmlns:w14="http://schemas.microsoft.com/office/word/2010/wordml" xmlns:w15="http://schemas.microsoft.com/office/word/2012/wordml" xmlns:w16se="http://schemas.microsoft.com/office/word/2015/wordml/symex" mc:Ignorable="w14 w15 w16se">
   <w:docDefaults>
     <w:rPrDefault>
       <w:rPr>
@@ -3525,7 +3554,7 @@
       </w:pPr>
     </w:pPrDefault>
   </w:docDefaults>
-  <w:latentStyles w:defLockedState="0" w:defUIPriority="99" w:defSemiHidden="0" w:defUnhideWhenUsed="0" w:defQFormat="0" w:count="376">
+  <w:latentStyles w:defLockedState="0" w:defUIPriority="99" w:defSemiHidden="0" w:defUnhideWhenUsed="0" w:defQFormat="0" w:count="371">
     <w:lsdException w:name="Normal" w:uiPriority="0" w:qFormat="1"/>
     <w:lsdException w:name="heading 1" w:uiPriority="9" w:qFormat="1"/>
     <w:lsdException w:name="heading 2" w:semiHidden="1" w:uiPriority="9" w:unhideWhenUsed="1" w:qFormat="1"/>
@@ -3888,11 +3917,6 @@
     <w:lsdException w:name="List Table 5 Dark Accent 6" w:uiPriority="50"/>
     <w:lsdException w:name="List Table 6 Colorful Accent 6" w:uiPriority="51"/>
     <w:lsdException w:name="List Table 7 Colorful Accent 6" w:uiPriority="52"/>
-    <w:lsdException w:name="Mention" w:semiHidden="1" w:unhideWhenUsed="1"/>
-    <w:lsdException w:name="Smart Hyperlink" w:semiHidden="1" w:unhideWhenUsed="1"/>
-    <w:lsdException w:name="Hashtag" w:semiHidden="1" w:unhideWhenUsed="1"/>
-    <w:lsdException w:name="Unresolved Mention" w:semiHidden="1" w:unhideWhenUsed="1"/>
-    <w:lsdException w:name="Smart Link" w:semiHidden="1" w:unhideWhenUsed="1"/>
   </w:latentStyles>
   <w:style w:type="paragraph" w:default="1" w:styleId="a1">
     <w:name w:val="Normal"/>
@@ -15274,7 +15298,7 @@
 </file>
 
 <file path=customXml/itemProps1.xml><?xml version="1.0" encoding="utf-8"?>
-<ds:datastoreItem xmlns:ds="http://schemas.openxmlformats.org/officeDocument/2006/customXml" ds:itemID="{FCE902E4-7FA8-4171-9CDD-0BAAC5F72BEC}">
+<ds:datastoreItem xmlns:ds="http://schemas.openxmlformats.org/officeDocument/2006/customXml" ds:itemID="{C7FABA0E-08A3-40AD-9091-32FBFA80A47B}">
   <ds:schemaRefs>
     <ds:schemaRef ds:uri="http://schemas.openxmlformats.org/officeDocument/2006/bibliography"/>
   </ds:schemaRefs>
